--- a/en/scientists/CV/Word/Hasanova_Reyhan_CV_EN.docx
+++ b/en/scientists/CV/Word/Hasanova_Reyhan_CV_EN.docx
@@ -377,7 +377,7 @@
           <w:sz w:val="21"/>
           <w:szCs w:val="21"/>
         </w:rPr>
-        <w:t>Reyhan Hasanova is a research consultant in real-world evidence at Oracle France in Paris, where she has worked since 6 April 2022, on oncology and rare diseases. She received a PhD in cellular biology from the University of Bourgogne Franche-Comté (2016–2019), with work on ANGPT2 in colorectal carcinoma, and an MD as a medical biologist from the Medical University of Azerbaijan (2007–2012). She also holds master’s degrees in endocrinology and metabolism from the University of Paris-Sud (2014–2015) and in cellular and molecular signaling from the University of Bourgogne Franche-Comté (2012–2014). The CV names one journal article, in the International Journal of Cancer (2020), with a DOI.</w:t>
+        <w:t>Reyhan Hasanova is a research consultant in real-world evidence at Oracle France in Paris, where she has worked since 6 April 2022, on oncology and rare diseases. She received a PhD in cellular biology from the University of Bourgogne Franche-Comté (2016–2019), with work on ANGPT2 in colorectal carcinoma, and an MD as a medical biologist from the Medical University of Azerbaijan (2007–2012). She also holds master’s degrees in endocrinology and metabolism from the University of Paris-Sud (2014–2015) and in cellular and molecular signaling from the University of Bourgogne Franche-Comté (2012–2014). Published a journal article in the International Journal of Cancer (2020).</w:t>
       </w:r>
     </w:p>
     <w:p>
@@ -857,7 +857,7 @@
                 <w:sz w:val="21"/>
                 <w:szCs w:val="21"/>
               </w:rPr>
-              <w:t>Cellular and molecular signaling (program title in the CV: Cellular and Molecular Signalisation)</w:t>
+              <w:t>Cellular and molecular signaling (Cellular and Molecular Signalisation)</w:t>
             </w:r>
           </w:p>
         </w:tc>
